--- a/QED Course/Lesson 32 Quantizing the Scalar Field.docx
+++ b/QED Course/Lesson 32 Quantizing the Scalar Field.docx
@@ -58,7 +58,7 @@
     </w:p>
     <w:p>
       <w:pPr>
-        <w:pStyle w:val="Heading1"/>
+        <w:pStyle w:val="Heading2"/>
       </w:pPr>
       <w:r>
         <w:t>How to use this lesson</w:t>
@@ -76,7 +76,7 @@
     </w:p>
     <w:p>
       <w:pPr>
-        <w:pStyle w:val="Heading2"/>
+        <w:pStyle w:val="Heading3"/>
       </w:pPr>
       <w:r>
         <w:t>Learning objectives</w:t>
@@ -135,7 +135,7 @@
         <w:pStyle w:val="ListBullet"/>
       </w:pPr>
       <w:r>
-        <w:t>Derive the time dependence of the field in the Heisenberg picture and recover the Klein Gordon equation as an operator equation.</w:t>
+        <w:t>Derive the time dependence of the field in the Heisenberg picture and recover the Klein–Gordon equation as an operator equation.</w:t>
       </w:r>
     </w:p>
     <w:p>
@@ -148,7 +148,7 @@
     </w:p>
     <w:p>
       <w:pPr>
-        <w:pStyle w:val="Heading2"/>
+        <w:pStyle w:val="Heading3"/>
       </w:pPr>
       <w:r>
         <w:t>Notation and conventions</w:t>
@@ -512,7 +512,7 @@
     </w:tbl>
     <w:p>
       <w:pPr>
-        <w:pStyle w:val="Heading1"/>
+        <w:pStyle w:val="Heading2"/>
       </w:pPr>
       <w:r>
         <w:t>1 The quantization</w:t>
@@ -520,7 +520,7 @@
     </w:p>
     <w:p>
       <w:pPr>
-        <w:pStyle w:val="Heading2"/>
+        <w:pStyle w:val="Heading3"/>
       </w:pPr>
       <w:r>
         <w:t>1.1 The commutation relations</w:t>
@@ -878,7 +878,7 @@
     </w:p>
     <w:p>
       <w:pPr>
-        <w:pStyle w:val="Heading2"/>
+        <w:pStyle w:val="Heading3"/>
       </w:pPr>
       <w:r>
         <w:t>1.2 The two problems</w:t>
@@ -891,7 +891,7 @@
     </w:p>
     <w:p>
       <w:pPr>
-        <w:pStyle w:val="Heading1"/>
+        <w:pStyle w:val="Heading2"/>
       </w:pPr>
       <w:r>
         <w:t>2 The mode expansion</w:t>
@@ -899,7 +899,7 @@
     </w:p>
     <w:p>
       <w:pPr>
-        <w:pStyle w:val="Heading2"/>
+        <w:pStyle w:val="Heading3"/>
       </w:pPr>
       <w:r>
         <w:t>2.1 The expansion</w:t>
@@ -1060,7 +1060,7 @@
               <m:r>
                 <m:t xml:space="preserve">+</m:t>
               </m:r>
-              <m:sSub>
+              <m:sSubSup>
                 <m:e>
                   <m:r>
                     <m:t xml:space="preserve">a</m:t>
@@ -1068,10 +1068,15 @@
                 </m:e>
                 <m:sub>
                   <m:r>
-                    <m:t xml:space="preserve">p†</m:t>
+                    <m:t xml:space="preserve">p</m:t>
                   </m:r>
                 </m:sub>
-              </m:sSub>
+                <m:sup>
+                  <m:r>
+                    <m:t xml:space="preserve">†</m:t>
+                  </m:r>
+                </m:sup>
+              </m:sSubSup>
               <m:r>
                 <m:t xml:space="preserve"> </m:t>
               </m:r>
@@ -1262,7 +1267,7 @@
               <m:r>
                 <m:t xml:space="preserve">−</m:t>
               </m:r>
-              <m:sSub>
+              <m:sSubSup>
                 <m:e>
                   <m:r>
                     <m:t xml:space="preserve">a</m:t>
@@ -1270,10 +1275,15 @@
                 </m:e>
                 <m:sub>
                   <m:r>
-                    <m:t xml:space="preserve">p†</m:t>
+                    <m:t xml:space="preserve">p</m:t>
                   </m:r>
                 </m:sub>
-              </m:sSub>
+                <m:sup>
+                  <m:r>
+                    <m:t xml:space="preserve">†</m:t>
+                  </m:r>
+                </m:sup>
+              </m:sSubSup>
               <m:r>
                 <m:t xml:space="preserve"> </m:t>
               </m:r>
@@ -1307,7 +1317,7 @@
     </w:p>
     <w:p>
       <w:pPr>
-        <w:pStyle w:val="Heading2"/>
+        <w:pStyle w:val="Heading3"/>
       </w:pPr>
       <w:r>
         <w:t>2.2 The commutation relations of the ladder operators</w:t>
@@ -1346,7 +1356,7 @@
               <m:r>
                 <m:t xml:space="preserve">,</m:t>
               </m:r>
-              <m:sSub>
+              <m:sSubSup>
                 <m:e>
                   <m:r>
                     <m:t xml:space="preserve">a</m:t>
@@ -1354,10 +1364,15 @@
                 </m:e>
                 <m:sub>
                   <m:r>
-                    <m:t xml:space="preserve">q†</m:t>
+                    <m:t xml:space="preserve">q</m:t>
                   </m:r>
                 </m:sub>
-              </m:sSub>
+                <m:sup>
+                  <m:r>
+                    <m:t xml:space="preserve">†</m:t>
+                  </m:r>
+                </m:sup>
+              </m:sSubSup>
             </m:e>
           </m:d>
           <m:r>
@@ -1456,7 +1471,7 @@
               <m:endChr m:val="]"/>
             </m:dPr>
             <m:e>
-              <m:sSub>
+              <m:sSubSup>
                 <m:e>
                   <m:r>
                     <m:t xml:space="preserve">a</m:t>
@@ -1464,14 +1479,19 @@
                 </m:e>
                 <m:sub>
                   <m:r>
-                    <m:t xml:space="preserve">p†</m:t>
+                    <m:t xml:space="preserve">p</m:t>
                   </m:r>
                 </m:sub>
-              </m:sSub>
+                <m:sup>
+                  <m:r>
+                    <m:t xml:space="preserve">†</m:t>
+                  </m:r>
+                </m:sup>
+              </m:sSubSup>
               <m:r>
                 <m:t xml:space="preserve">,</m:t>
               </m:r>
-              <m:sSub>
+              <m:sSubSup>
                 <m:e>
                   <m:r>
                     <m:t xml:space="preserve">a</m:t>
@@ -1479,10 +1499,15 @@
                 </m:e>
                 <m:sub>
                   <m:r>
-                    <m:t xml:space="preserve">q†</m:t>
+                    <m:t xml:space="preserve">q</m:t>
                   </m:r>
                 </m:sub>
-              </m:sSub>
+                <m:sup>
+                  <m:r>
+                    <m:t xml:space="preserve">†</m:t>
+                  </m:r>
+                </m:sup>
+              </m:sSubSup>
             </m:e>
           </m:d>
           <m:r>
@@ -1711,7 +1736,7 @@
               <m:r>
                 <m:t xml:space="preserve">−</m:t>
               </m:r>
-              <m:sSub>
+              <m:sSubSup>
                 <m:e>
                   <m:r>
                     <m:t xml:space="preserve">a</m:t>
@@ -1719,10 +1744,15 @@
                 </m:e>
                 <m:sub>
                   <m:r>
-                    <m:t xml:space="preserve">q†</m:t>
+                    <m:t xml:space="preserve">q</m:t>
                   </m:r>
                 </m:sub>
-              </m:sSub>
+                <m:sup>
+                  <m:r>
+                    <m:t xml:space="preserve">†</m:t>
+                  </m:r>
+                </m:sup>
+              </m:sSubSup>
             </m:e>
           </m:d>
           <m:r>
@@ -1767,7 +1797,7 @@
               <m:endChr m:val="]"/>
             </m:dPr>
             <m:e>
-              <m:sSub>
+              <m:sSubSup>
                 <m:e>
                   <m:r>
                     <m:t xml:space="preserve">a</m:t>
@@ -1775,10 +1805,15 @@
                 </m:e>
                 <m:sub>
                   <m:r>
-                    <m:t xml:space="preserve">p†</m:t>
+                    <m:t xml:space="preserve">p</m:t>
                   </m:r>
                 </m:sub>
-              </m:sSub>
+                <m:sup>
+                  <m:r>
+                    <m:t xml:space="preserve">†</m:t>
+                  </m:r>
+                </m:sup>
+              </m:sSubSup>
               <m:r>
                 <m:t xml:space="preserve">,</m:t>
               </m:r>
@@ -2120,10 +2155,11 @@
       </w:r>
     </w:p>
     <w:p>
-      <w:pPr>
-        <w:pStyle w:val="Heading3"/>
-      </w:pPr>
       <w:r>
+        <w:rPr>
+          <w:b/>
+          <w:i/>
+        </w:rPr>
         <w:t>Worked example 1</w:t>
       </w:r>
     </w:p>
@@ -2134,7 +2170,7 @@
     </w:p>
     <w:p>
       <w:pPr>
-        <w:pStyle w:val="Heading1"/>
+        <w:pStyle w:val="Heading2"/>
       </w:pPr>
       <w:r>
         <w:t>3 The Hamiltonian and momentum</w:t>
@@ -2142,7 +2178,7 @@
     </w:p>
     <w:p>
       <w:pPr>
-        <w:pStyle w:val="Heading2"/>
+        <w:pStyle w:val="Heading3"/>
       </w:pPr>
       <w:r>
         <w:t>3.1 The Hamiltonian</w:t>
@@ -2346,7 +2382,7 @@
           <m:d>
             <m:dPr/>
             <m:e>
-              <m:sSub>
+              <m:sSubSup>
                 <m:e>
                   <m:r>
                     <m:t xml:space="preserve">a</m:t>
@@ -2354,10 +2390,15 @@
                 </m:e>
                 <m:sub>
                   <m:r>
-                    <m:t xml:space="preserve">p†</m:t>
+                    <m:t xml:space="preserve">p</m:t>
                   </m:r>
                 </m:sub>
-              </m:sSub>
+                <m:sup>
+                  <m:r>
+                    <m:t xml:space="preserve">†</m:t>
+                  </m:r>
+                </m:sup>
+              </m:sSubSup>
               <m:sSub>
                 <m:e>
                   <m:r>
@@ -2385,7 +2426,7 @@
                   </m:r>
                 </m:sub>
               </m:sSub>
-              <m:sSub>
+              <m:sSubSup>
                 <m:e>
                   <m:r>
                     <m:t xml:space="preserve">a</m:t>
@@ -2393,10 +2434,15 @@
                 </m:e>
                 <m:sub>
                   <m:r>
-                    <m:t xml:space="preserve">p†</m:t>
+                    <m:t xml:space="preserve">p</m:t>
                   </m:r>
                 </m:sub>
-              </m:sSub>
+                <m:sup>
+                  <m:r>
+                    <m:t xml:space="preserve">†</m:t>
+                  </m:r>
+                </m:sup>
+              </m:sSubSup>
             </m:e>
           </m:d>
           <m:r>
@@ -2464,7 +2510,7 @@
           <m:r>
             <m:t xml:space="preserve"> </m:t>
           </m:r>
-          <m:sSub>
+          <m:sSubSup>
             <m:e>
               <m:r>
                 <m:t xml:space="preserve">a</m:t>
@@ -2472,10 +2518,15 @@
             </m:e>
             <m:sub>
               <m:r>
-                <m:t xml:space="preserve">p†</m:t>
+                <m:t xml:space="preserve">p</m:t>
               </m:r>
             </m:sub>
-          </m:sSub>
+            <m:sup>
+              <m:r>
+                <m:t xml:space="preserve">†</m:t>
+              </m:r>
+            </m:sup>
+          </m:sSubSup>
           <m:sSub>
             <m:e>
               <m:r>
@@ -2653,7 +2704,7 @@
           <m:r>
             <m:t xml:space="preserve"> </m:t>
           </m:r>
-          <m:sSub>
+          <m:sSubSup>
             <m:e>
               <m:r>
                 <m:t xml:space="preserve">a</m:t>
@@ -2661,10 +2712,15 @@
             </m:e>
             <m:sub>
               <m:r>
-                <m:t xml:space="preserve">p†</m:t>
+                <m:t xml:space="preserve">p</m:t>
               </m:r>
             </m:sub>
-          </m:sSub>
+            <m:sup>
+              <m:r>
+                <m:t xml:space="preserve">†</m:t>
+              </m:r>
+            </m:sup>
+          </m:sSubSup>
           <m:sSub>
             <m:e>
               <m:r>
@@ -2687,7 +2743,7 @@
     </w:p>
     <w:p>
       <w:pPr>
-        <w:pStyle w:val="Heading2"/>
+        <w:pStyle w:val="Heading3"/>
       </w:pPr>
       <w:r>
         <w:t>3.2 The momentum</w:t>
@@ -2764,7 +2820,7 @@
           <m:r>
             <m:t xml:space="preserve"> </m:t>
           </m:r>
-          <m:sSub>
+          <m:sSubSup>
             <m:e>
               <m:r>
                 <m:t xml:space="preserve">a</m:t>
@@ -2772,10 +2828,15 @@
             </m:e>
             <m:sub>
               <m:r>
-                <m:t xml:space="preserve">p†</m:t>
+                <m:t xml:space="preserve">p</m:t>
               </m:r>
             </m:sub>
-          </m:sSub>
+            <m:sup>
+              <m:r>
+                <m:t xml:space="preserve">†</m:t>
+              </m:r>
+            </m:sup>
+          </m:sSubSup>
           <m:sSub>
             <m:e>
               <m:r>
@@ -2798,7 +2859,7 @@
     </w:p>
     <w:p>
       <w:pPr>
-        <w:pStyle w:val="Heading1"/>
+        <w:pStyle w:val="Heading2"/>
       </w:pPr>
       <w:r>
         <w:t>4 The vacuum and one-particle states</w:t>
@@ -2806,7 +2867,7 @@
     </w:p>
     <w:p>
       <w:pPr>
-        <w:pStyle w:val="Heading2"/>
+        <w:pStyle w:val="Heading3"/>
       </w:pPr>
       <w:r>
         <w:t>4.1 The vacuum</w:t>
@@ -2894,7 +2955,7 @@
     </w:p>
     <w:p>
       <w:pPr>
-        <w:pStyle w:val="Heading2"/>
+        <w:pStyle w:val="Heading3"/>
       </w:pPr>
       <w:r>
         <w:t>4.2 One-particle states</w:t>
@@ -2924,7 +2985,7 @@
               <m:r>
                 <m:t xml:space="preserve">,</m:t>
               </m:r>
-              <m:sSub>
+              <m:sSubSup>
                 <m:e>
                   <m:r>
                     <m:t xml:space="preserve">a</m:t>
@@ -2932,10 +2993,15 @@
                 </m:e>
                 <m:sub>
                   <m:r>
-                    <m:t xml:space="preserve">p†</m:t>
+                    <m:t xml:space="preserve">p</m:t>
                   </m:r>
                 </m:sub>
-              </m:sSub>
+                <m:sup>
+                  <m:r>
+                    <m:t xml:space="preserve">†</m:t>
+                  </m:r>
+                </m:sup>
+              </m:sSubSup>
             </m:e>
           </m:d>
           <m:r>
@@ -2956,7 +3022,7 @@
           <m:r>
             <m:t xml:space="preserve"> </m:t>
           </m:r>
-          <m:sSub>
+          <m:sSubSup>
             <m:e>
               <m:r>
                 <m:t xml:space="preserve">a</m:t>
@@ -2964,10 +3030,15 @@
             </m:e>
             <m:sub>
               <m:r>
-                <m:t xml:space="preserve">p†</m:t>
+                <m:t xml:space="preserve">p</m:t>
               </m:r>
             </m:sub>
-          </m:sSub>
+            <m:sup>
+              <m:r>
+                <m:t xml:space="preserve">†</m:t>
+              </m:r>
+            </m:sup>
+          </m:sSubSup>
           <m:r>
             <m:t xml:space="preserve">,</m:t>
           </m:r>
@@ -2983,7 +3054,7 @@
               <m:r>
                 <m:t xml:space="preserve">,</m:t>
               </m:r>
-              <m:sSub>
+              <m:sSubSup>
                 <m:e>
                   <m:r>
                     <m:t xml:space="preserve">a</m:t>
@@ -2991,10 +3062,15 @@
                 </m:e>
                 <m:sub>
                   <m:r>
-                    <m:t xml:space="preserve">p†</m:t>
+                    <m:t xml:space="preserve">p</m:t>
                   </m:r>
                 </m:sub>
-              </m:sSub>
+                <m:sup>
+                  <m:r>
+                    <m:t xml:space="preserve">†</m:t>
+                  </m:r>
+                </m:sup>
+              </m:sSubSup>
             </m:e>
           </m:d>
           <m:r>
@@ -3006,7 +3082,7 @@
           <m:r>
             <m:t xml:space="preserve"> </m:t>
           </m:r>
-          <m:sSub>
+          <m:sSubSup>
             <m:e>
               <m:r>
                 <m:t xml:space="preserve">a</m:t>
@@ -3014,10 +3090,15 @@
             </m:e>
             <m:sub>
               <m:r>
-                <m:t xml:space="preserve">p†</m:t>
+                <m:t xml:space="preserve">p</m:t>
               </m:r>
             </m:sub>
-          </m:sSub>
+            <m:sup>
+              <m:r>
+                <m:t xml:space="preserve">†</m:t>
+              </m:r>
+            </m:sup>
+          </m:sSubSup>
         </m:oMath>
       </m:oMathPara>
     </w:p>
@@ -3027,10 +3108,11 @@
       </w:r>
     </w:p>
     <w:p>
-      <w:pPr>
-        <w:pStyle w:val="Heading3"/>
-      </w:pPr>
       <w:r>
+        <w:rPr>
+          <w:b/>
+          <w:i/>
+        </w:rPr>
         <w:t>Worked example 2</w:t>
       </w:r>
     </w:p>
@@ -3041,7 +3123,7 @@
     </w:p>
     <w:p>
       <w:pPr>
-        <w:pStyle w:val="Heading2"/>
+        <w:pStyle w:val="Heading3"/>
       </w:pPr>
       <w:r>
         <w:t>4.3 Relativistic normalization</w:t>
@@ -3091,7 +3173,7 @@
           <m:r>
             <m:t xml:space="preserve"> </m:t>
           </m:r>
-          <m:sSub>
+          <m:sSubSup>
             <m:e>
               <m:r>
                 <m:t xml:space="preserve">a</m:t>
@@ -3099,10 +3181,15 @@
             </m:e>
             <m:sub>
               <m:r>
-                <m:t xml:space="preserve">p†</m:t>
+                <m:t xml:space="preserve">p</m:t>
               </m:r>
             </m:sub>
-          </m:sSub>
+            <m:sup>
+              <m:r>
+                <m:t xml:space="preserve">†</m:t>
+              </m:r>
+            </m:sup>
+          </m:sSubSup>
           <m:r>
             <m:t xml:space="preserve">|</m:t>
           </m:r>
@@ -3288,7 +3375,7 @@
     </w:p>
     <w:p>
       <w:pPr>
-        <w:pStyle w:val="Heading2"/>
+        <w:pStyle w:val="Heading3"/>
       </w:pPr>
       <w:r>
         <w:t>4.4 Multi-particle states</w:t>
@@ -3301,7 +3388,7 @@
     </w:p>
     <w:p>
       <w:pPr>
-        <w:pStyle w:val="Heading1"/>
+        <w:pStyle w:val="Heading2"/>
       </w:pPr>
       <w:r>
         <w:t>5 What the field operator does</w:t>
@@ -3309,7 +3396,7 @@
     </w:p>
     <w:p>
       <w:pPr>
-        <w:pStyle w:val="Heading2"/>
+        <w:pStyle w:val="Heading3"/>
       </w:pPr>
       <w:r>
         <w:t>5.1 The field creates a particle at a point</w:t>
@@ -3452,7 +3539,7 @@
           <m:r>
             <m:t xml:space="preserve"> </m:t>
           </m:r>
-          <m:sSub>
+          <m:sSubSup>
             <m:e>
               <m:r>
                 <m:t xml:space="preserve">a</m:t>
@@ -3460,10 +3547,15 @@
             </m:e>
             <m:sub>
               <m:r>
-                <m:t xml:space="preserve">p†</m:t>
+                <m:t xml:space="preserve">p</m:t>
               </m:r>
             </m:sub>
-          </m:sSub>
+            <m:sup>
+              <m:r>
+                <m:t xml:space="preserve">†</m:t>
+              </m:r>
+            </m:sup>
+          </m:sSubSup>
           <m:r>
             <m:t xml:space="preserve">|</m:t>
           </m:r>
@@ -3538,10 +3630,11 @@
       </w:r>
     </w:p>
     <w:p>
-      <w:pPr>
-        <w:pStyle w:val="Heading3"/>
-      </w:pPr>
       <w:r>
+        <w:rPr>
+          <w:b/>
+          <w:i/>
+        </w:rPr>
         <w:t>Worked example 3</w:t>
       </w:r>
     </w:p>
@@ -3552,7 +3645,7 @@
     </w:p>
     <w:p>
       <w:pPr>
-        <w:pStyle w:val="Heading1"/>
+        <w:pStyle w:val="Heading2"/>
       </w:pPr>
       <w:r>
         <w:t>6 Time dependence</w:t>
@@ -3560,7 +3653,7 @@
     </w:p>
     <w:p>
       <w:pPr>
-        <w:pStyle w:val="Heading2"/>
+        <w:pStyle w:val="Heading3"/>
       </w:pPr>
       <w:r>
         <w:t>6.1 The Heisenberg picture</w:t>
@@ -3634,16 +3727,22 @@
                 </m:e>
                 <m:sub>
                   <m:r>
-                    <m:t xml:space="preserve">pt</m:t>
+                    <m:t xml:space="preserve">p</m:t>
                   </m:r>
                 </m:sub>
               </m:sSub>
+              <m:r>
+                <m:t xml:space="preserve"> </m:t>
+              </m:r>
+              <m:r>
+                <m:t xml:space="preserve">t</m:t>
+              </m:r>
             </m:sup>
           </m:sSup>
           <m:r>
             <m:t xml:space="preserve">,</m:t>
           </m:r>
-          <m:sSub>
+          <m:sSubSup>
             <m:e>
               <m:r>
                 <m:t xml:space="preserve">a</m:t>
@@ -3651,10 +3750,15 @@
             </m:e>
             <m:sub>
               <m:r>
-                <m:t xml:space="preserve">p†</m:t>
+                <m:t xml:space="preserve">p</m:t>
               </m:r>
             </m:sub>
-          </m:sSub>
+            <m:sup>
+              <m:r>
+                <m:t xml:space="preserve">†</m:t>
+              </m:r>
+            </m:sup>
+          </m:sSubSup>
           <m:d>
             <m:dPr/>
             <m:e>
@@ -3666,7 +3770,7 @@
           <m:r>
             <m:t xml:space="preserve">=</m:t>
           </m:r>
-          <m:sSub>
+          <m:sSubSup>
             <m:e>
               <m:r>
                 <m:t xml:space="preserve">a</m:t>
@@ -3674,10 +3778,15 @@
             </m:e>
             <m:sub>
               <m:r>
-                <m:t xml:space="preserve">p†</m:t>
+                <m:t xml:space="preserve">p</m:t>
               </m:r>
             </m:sub>
-          </m:sSub>
+            <m:sup>
+              <m:r>
+                <m:t xml:space="preserve">†</m:t>
+              </m:r>
+            </m:sup>
+          </m:sSubSup>
           <m:r>
             <m:t xml:space="preserve"> </m:t>
           </m:r>
@@ -3696,10 +3805,16 @@
                 </m:e>
                 <m:sub>
                   <m:r>
-                    <m:t xml:space="preserve">pt</m:t>
+                    <m:t xml:space="preserve">p</m:t>
                   </m:r>
                 </m:sub>
               </m:sSub>
+              <m:r>
+                <m:t xml:space="preserve"> </m:t>
+              </m:r>
+              <m:r>
+                <m:t xml:space="preserve">t</m:t>
+              </m:r>
             </m:sup>
           </m:sSup>
         </m:oMath>
@@ -3712,7 +3827,7 @@
     </w:p>
     <w:p>
       <w:pPr>
-        <w:pStyle w:val="Heading2"/>
+        <w:pStyle w:val="Heading3"/>
       </w:pPr>
       <w:r>
         <w:t>6.2 The equations of motion</w:t>
@@ -3778,12 +3893,12 @@
     </w:p>
     <w:p>
       <w:r>
-        <w:t>The Klein Gordon equation now holds as an operator equation for the quantum field, the same equation as in Lesson 26, but with φ a quantum operator whose particle content is described by the modes above.</w:t>
+        <w:t>The Klein–Gordon equation now holds as an operator equation for the quantum field, the same equation as in Lesson 26, but with φ a quantum operator whose particle content is described by the modes above.</w:t>
       </w:r>
     </w:p>
     <w:p>
       <w:pPr>
-        <w:pStyle w:val="Heading1"/>
+        <w:pStyle w:val="Heading2"/>
       </w:pPr>
       <w:r>
         <w:t>7 Causality</w:t>
@@ -3791,7 +3906,7 @@
     </w:p>
     <w:p>
       <w:pPr>
-        <w:pStyle w:val="Heading2"/>
+        <w:pStyle w:val="Heading3"/>
       </w:pPr>
       <w:r>
         <w:t>7.1 The commutator of fields</w:t>
@@ -4026,7 +4141,7 @@
     </w:p>
     <w:p>
       <w:pPr>
-        <w:pStyle w:val="Heading2"/>
+        <w:pStyle w:val="Heading3"/>
       </w:pPr>
       <w:r>
         <w:t>7.2 Vanishing at spacelike separation</w:t>
@@ -4135,21 +4250,22 @@
       </w:r>
     </w:p>
     <w:p>
-      <w:pPr>
-        <w:pStyle w:val="Heading3"/>
-      </w:pPr>
       <w:r>
+        <w:rPr>
+          <w:b/>
+          <w:i/>
+        </w:rPr>
         <w:t>Worked example 4</w:t>
       </w:r>
     </w:p>
     <w:p>
       <w:r>
-        <w:t>Verify that the equal-time commutator vanishes even though D does not. At t = 0, D(0, x − y) = ∫d³p/((2π)³2E_p) e^(ip·(x−y)) depends only on \|x − y\| by isotropy of the p integral, so D(0, x − y) = D(0, y − x), and the commutator vanishes at t = 0 for all separations. This is consistent with [φ(x), φ(y)] = 0 at equal times, one of the canonical relations of Section 1.1: that relation is not an independent postulate but is a special case of the spacelike vanishing shown above.</w:t>
+        <w:t>Verify that the equal-time commutator vanishes even though D does not. At t = 0, D(0, x − y) = ∫d³p/((2π)³2E_p) e^(ip·(x−y)) depends only on |x − y| by isotropy of the p integral, so D(0, x − y) = D(0, y − x), and the commutator vanishes at t = 0 for all separations. This is consistent with [φ(x), φ(y)] = 0 at equal times, one of the canonical relations of Section 1.1: that relation is not an independent postulate but is a special case of the spacelike vanishing shown above.</w:t>
       </w:r>
     </w:p>
     <w:p>
       <w:pPr>
-        <w:pStyle w:val="Heading1"/>
+        <w:pStyle w:val="Heading2"/>
       </w:pPr>
       <w:r>
         <w:t>8 The complex field</w:t>
@@ -4157,7 +4273,7 @@
     </w:p>
     <w:p>
       <w:pPr>
-        <w:pStyle w:val="Heading2"/>
+        <w:pStyle w:val="Heading3"/>
       </w:pPr>
       <w:r>
         <w:t>8.1 Two sets of oscillators</w:t>
@@ -4318,7 +4434,7 @@
               <m:r>
                 <m:t xml:space="preserve">+</m:t>
               </m:r>
-              <m:sSub>
+              <m:sSubSup>
                 <m:e>
                   <m:r>
                     <m:t xml:space="preserve">b</m:t>
@@ -4326,10 +4442,15 @@
                 </m:e>
                 <m:sub>
                   <m:r>
-                    <m:t xml:space="preserve">p†</m:t>
+                    <m:t xml:space="preserve">p</m:t>
                   </m:r>
                 </m:sub>
-              </m:sSub>
+                <m:sup>
+                  <m:r>
+                    <m:t xml:space="preserve">†</m:t>
+                  </m:r>
+                </m:sup>
+              </m:sSubSup>
               <m:r>
                 <m:t xml:space="preserve"> </m:t>
               </m:r>
@@ -4460,7 +4581,7 @@
               <m:endChr m:val="]"/>
             </m:dPr>
             <m:e>
-              <m:sSub>
+              <m:sSubSup>
                 <m:e>
                   <m:r>
                     <m:t xml:space="preserve">a</m:t>
@@ -4468,10 +4589,15 @@
                 </m:e>
                 <m:sub>
                   <m:r>
-                    <m:t xml:space="preserve">p†</m:t>
+                    <m:t xml:space="preserve">p</m:t>
                   </m:r>
                 </m:sub>
-              </m:sSub>
+                <m:sup>
+                  <m:r>
+                    <m:t xml:space="preserve">†</m:t>
+                  </m:r>
+                </m:sup>
+              </m:sSubSup>
               <m:r>
                 <m:t xml:space="preserve"> </m:t>
               </m:r>
@@ -4544,7 +4670,7 @@
     </w:p>
     <w:p>
       <w:pPr>
-        <w:pStyle w:val="Heading2"/>
+        <w:pStyle w:val="Heading3"/>
       </w:pPr>
       <w:r>
         <w:t>8.2 The charge</w:t>
@@ -4624,7 +4750,7 @@
           <m:d>
             <m:dPr/>
             <m:e>
-              <m:sSub>
+              <m:sSubSup>
                 <m:e>
                   <m:r>
                     <m:t xml:space="preserve">a</m:t>
@@ -4632,10 +4758,15 @@
                 </m:e>
                 <m:sub>
                   <m:r>
-                    <m:t xml:space="preserve">p†</m:t>
+                    <m:t xml:space="preserve">p</m:t>
                   </m:r>
                 </m:sub>
-              </m:sSub>
+                <m:sup>
+                  <m:r>
+                    <m:t xml:space="preserve">†</m:t>
+                  </m:r>
+                </m:sup>
+              </m:sSubSup>
               <m:sSub>
                 <m:e>
                   <m:r>
@@ -4651,7 +4782,7 @@
               <m:r>
                 <m:t xml:space="preserve">−</m:t>
               </m:r>
-              <m:sSub>
+              <m:sSubSup>
                 <m:e>
                   <m:r>
                     <m:t xml:space="preserve">b</m:t>
@@ -4659,10 +4790,15 @@
                 </m:e>
                 <m:sub>
                   <m:r>
-                    <m:t xml:space="preserve">p†</m:t>
+                    <m:t xml:space="preserve">p</m:t>
                   </m:r>
                 </m:sub>
-              </m:sSub>
+                <m:sup>
+                  <m:r>
+                    <m:t xml:space="preserve">†</m:t>
+                  </m:r>
+                </m:sup>
+              </m:sSubSup>
               <m:sSub>
                 <m:e>
                   <m:r>
@@ -4687,7 +4823,7 @@
     </w:p>
     <w:p>
       <w:pPr>
-        <w:pStyle w:val="Heading2"/>
+        <w:pStyle w:val="Heading3"/>
       </w:pPr>
       <w:r>
         <w:t>8.3 Causality for the complex field</w:t>
@@ -4788,7 +4924,7 @@
     </w:p>
     <w:p>
       <w:pPr>
-        <w:pStyle w:val="Heading1"/>
+        <w:pStyle w:val="Heading2"/>
       </w:pPr>
       <w:r>
         <w:t>9 Connections to QED</w:t>
@@ -5231,7 +5367,7 @@
     </w:p>
     <w:p>
       <w:pPr>
-        <w:pStyle w:val="Heading1"/>
+        <w:pStyle w:val="Heading2"/>
       </w:pPr>
       <w:r>
         <w:t>10 Summary</w:t>
@@ -5335,7 +5471,7 @@
     </w:p>
     <w:p>
       <w:pPr>
-        <w:pStyle w:val="Heading1"/>
+        <w:pStyle w:val="Heading2"/>
       </w:pPr>
       <w:r>
         <w:t>Exercises</w:t>
@@ -5995,7 +6131,7 @@
     </w:tbl>
     <w:p>
       <w:pPr>
-        <w:pStyle w:val="Heading1"/>
+        <w:pStyle w:val="Heading2"/>
       </w:pPr>
       <w:r>
         <w:t>Solutions</w:t>
@@ -6227,7 +6363,7 @@
     </w:p>
     <w:p>
       <w:pPr>
-        <w:pStyle w:val="Heading1"/>
+        <w:pStyle w:val="Heading2"/>
       </w:pPr>
       <w:r>
         <w:t>Mastery checklist</w:t>
@@ -6286,7 +6422,7 @@
         <w:pStyle w:val="ListBullet"/>
       </w:pPr>
       <w:r>
-        <w:t>I can derive the Heisenberg time dependence of the ladder operators and recover the Klein Gordon equation as an operator equation.</w:t>
+        <w:t>I can derive the Heisenberg time dependence of the ladder operators and recover the Klein–Gordon equation as an operator equation.</w:t>
       </w:r>
     </w:p>
     <w:p>
@@ -6299,7 +6435,7 @@
     </w:p>
     <w:p>
       <w:pPr>
-        <w:pStyle w:val="Heading1"/>
+        <w:pStyle w:val="Heading2"/>
       </w:pPr>
       <w:r>
         <w:t>Next lesson</w:t>
